--- a/Git számonkérés_Kolonics Márk.docx
+++ b/Git számonkérés_Kolonics Márk.docx
@@ -4618,6 +4618,14 @@
                             <w:r>
                               <w:t>git commit es git status</w:t>
                             </w:r>
+                            <w:r>
+                              <w:t xml:space="preserve"> ezzel “lefixalunk” egy </w:t>
+                            </w:r>
+                            <w:r>
+                              <w:t>valtozast</w:t>
+                            </w:r>
+                            <w:bookmarkStart w:id="0" w:name="_GoBack"/>
+                            <w:bookmarkEnd w:id="0"/>
                           </w:p>
                         </w:txbxContent>
                       </wps:txbx>
@@ -4642,6 +4650,14 @@
                       <w:r>
                         <w:t>git commit es git status</w:t>
                       </w:r>
+                      <w:r>
+                        <w:t xml:space="preserve"> ezzel “lefixalunk” egy </w:t>
+                      </w:r>
+                      <w:r>
+                        <w:t>valtozast</w:t>
+                      </w:r>
+                      <w:bookmarkStart w:id="1" w:name="_GoBack"/>
+                      <w:bookmarkEnd w:id="1"/>
                     </w:p>
                   </w:txbxContent>
                 </v:textbox>
@@ -4806,15 +4822,7 @@
                         <w:txbxContent>
                           <w:p>
                             <w:r>
-                              <w:t xml:space="preserve">git merge/fetch/pull/push ha utkozes tortenik akkor egy egyszeru fetch/pull/push vagy a fajlok osszeolvasztasa </w:t>
-                            </w:r>
-                            <w:r>
-                              <w:t>megoldja.</w:t>
-                            </w:r>
-                            <w:bookmarkStart w:id="0" w:name="_GoBack"/>
-                            <w:bookmarkEnd w:id="0"/>
-                            <w:r>
-                              <w:t xml:space="preserve"> </w:t>
+                              <w:t xml:space="preserve">git merge/fetch/pull/push ha utkozes tortenik akkor egy egyszeru fetch/pull/push vagy a fajlok osszeolvasztasa megoldja. </w:t>
                             </w:r>
                           </w:p>
                         </w:txbxContent>
@@ -4838,15 +4846,7 @@
                   <w:txbxContent>
                     <w:p>
                       <w:r>
-                        <w:t xml:space="preserve">git merge/fetch/pull/push ha utkozes tortenik akkor egy egyszeru fetch/pull/push vagy a fajlok osszeolvasztasa </w:t>
-                      </w:r>
-                      <w:r>
-                        <w:t>megoldja.</w:t>
-                      </w:r>
-                      <w:bookmarkStart w:id="1" w:name="_GoBack"/>
-                      <w:bookmarkEnd w:id="1"/>
-                      <w:r>
-                        <w:t xml:space="preserve"> </w:t>
+                        <w:t xml:space="preserve">git merge/fetch/pull/push ha utkozes tortenik akkor egy egyszeru fetch/pull/push vagy a fajlok osszeolvasztasa megoldja. </w:t>
                       </w:r>
                     </w:p>
                   </w:txbxContent>
@@ -8268,7 +8268,7 @@
 </file>
 
 <file path=customXml/itemProps4.xml><?xml version="1.0" encoding="utf-8"?>
-<ds:datastoreItem xmlns:ds="http://schemas.openxmlformats.org/officeDocument/2006/customXml" ds:itemID="{D3477869-5742-4B30-9B0F-A57105017A32}">
+<ds:datastoreItem xmlns:ds="http://schemas.openxmlformats.org/officeDocument/2006/customXml" ds:itemID="{9FF95A0E-DDA0-43A1-987F-6AD7C7977FB7}">
   <ds:schemaRefs>
     <ds:schemaRef ds:uri="http://schemas.openxmlformats.org/officeDocument/2006/bibliography"/>
   </ds:schemaRefs>
